--- a/sessions/Session_5_Tool.docx
+++ b/sessions/Session_5_Tool.docx
@@ -2756,6 +2756,223 @@
           <w:szCs w:val="23"/>
           <w:rtl/>
         </w:rPr>
+        <w:t xml:space="preserve">مين الزرار بتاعه باظ مع ملف الأسبوع ده؟</w:t>
+      </w:r>
+    </w:p>
+    <w:p>
+      <w:pPr>
+        <w:keepNext w:val="false"/>
+        <w:keepLines/>
+        <w:pBdr>
+          <w:right w:val="single" w:color="1D3A6B" w:sz="18" w:space="8"/>
+        </w:pBdr>
+        <w:shd w:fill="EEF1F8" w:color="auto" w:val="clear"/>
+        <w:bidi/>
+        <w:spacing w:after="140" w:before="0" w:line="300"/>
+      </w:pPr>
+      <w:r>
+        <w:rPr>
+          <w:rFonts w:ascii="Arial" w:cs="Arial" w:eastAsia="Arial" w:hAnsi="Arial"/>
+          <w:b/>
+          <w:bCs/>
+          <w:i w:val="false"/>
+          <w:color w:val="1D3A6B"/>
+          <w:sz w:val="22"/>
+          <w:szCs w:val="22"/>
+          <w:rtl/>
+        </w:rPr>
+        <w:t xml:space="preserve">إجابات متوقعة:  </w:t>
+      </w:r>
+      <w:r>
+        <w:rPr>
+          <w:rFonts w:ascii="Arial" w:cs="Arial" w:eastAsia="Arial" w:hAnsi="Arial"/>
+          <w:b w:val="false"/>
+          <w:i w:val="false"/>
+          <w:sz w:val="23"/>
+          <w:szCs w:val="23"/>
+          <w:rtl/>
+        </w:rPr>
+        <w:t xml:space="preserve">واحد أو اتنين</w:t>
+      </w:r>
+    </w:p>
+    <w:p>
+      <w:pPr>
+        <w:keepNext w:val="false"/>
+        <w:keepLines/>
+        <w:pBdr>
+          <w:right w:val="single" w:color="0E4F4B" w:sz="18" w:space="8"/>
+        </w:pBdr>
+        <w:shd w:fill="FFFFFF" w:color="auto" w:val="clear"/>
+        <w:bidi/>
+        <w:spacing w:after="140" w:before="0" w:line="300"/>
+      </w:pPr>
+      <w:r>
+        <w:rPr>
+          <w:rFonts w:ascii="Arial" w:cs="Arial" w:eastAsia="Arial" w:hAnsi="Arial"/>
+          <w:b/>
+          <w:bCs/>
+          <w:i w:val="false"/>
+          <w:color w:val="0E4F4B"/>
+          <w:sz w:val="22"/>
+          <w:szCs w:val="22"/>
+          <w:rtl/>
+        </w:rPr>
+        <w:t xml:space="preserve">وبعدها تقول:  </w:t>
+      </w:r>
+      <w:r>
+        <w:rPr>
+          <w:rFonts w:ascii="Arial" w:cs="Arial" w:eastAsia="Arial" w:hAnsi="Arial"/>
+          <w:b w:val="false"/>
+          <w:i w:val="false"/>
+          <w:sz w:val="23"/>
+          <w:szCs w:val="23"/>
+          <w:rtl/>
+        </w:rPr>
+        <w:t xml:space="preserve">ممتاز إنكم قلتوا. ده بالظبط موضوع النهارده: إزاي تبني حاجة ماتبوظش بصمت.</w:t>
+      </w:r>
+    </w:p>
+    <w:p>
+      <w:pPr>
+        <w:keepNext w:val="false"/>
+        <w:keepLines/>
+        <w:pBdr>
+          <w:right w:val="single" w:color="0E4F4B" w:sz="18" w:space="8"/>
+        </w:pBdr>
+        <w:shd w:fill="FFFFFF" w:color="auto" w:val="clear"/>
+        <w:bidi/>
+        <w:spacing w:after="140" w:before="0" w:line="300"/>
+      </w:pPr>
+      <w:r>
+        <w:rPr>
+          <w:rFonts w:ascii="Arial" w:cs="Arial" w:eastAsia="Arial" w:hAnsi="Arial"/>
+          <w:b/>
+          <w:bCs/>
+          <w:i w:val="false"/>
+          <w:color w:val="0E4F4B"/>
+          <w:sz w:val="22"/>
+          <w:szCs w:val="22"/>
+          <w:rtl/>
+        </w:rPr>
+        <w:t xml:space="preserve">تقول:  </w:t>
+      </w:r>
+      <w:r>
+        <w:rPr>
+          <w:rFonts w:ascii="Arial" w:cs="Arial" w:eastAsia="Arial" w:hAnsi="Arial"/>
+          <w:b w:val="false"/>
+          <w:i w:val="false"/>
+          <w:sz w:val="23"/>
+          <w:szCs w:val="23"/>
+          <w:rtl/>
+        </w:rPr>
+        <w:t xml:space="preserve">ومين عرف يثبّت Python؟ ارفع إيدك. واللي ماعرفش، ماتقلقش، عندنا حل.</w:t>
+      </w:r>
+    </w:p>
+    <w:p>
+      <w:pPr>
+        <w:keepNext w:val="false"/>
+        <w:keepLines/>
+        <w:pBdr>
+          <w:right w:val="single" w:color="555555" w:sz="18" w:space="8"/>
+        </w:pBdr>
+        <w:shd w:fill="EEF2F1" w:color="auto" w:val="clear"/>
+        <w:bidi/>
+        <w:spacing w:after="140" w:before="0" w:line="300"/>
+      </w:pPr>
+      <w:r>
+        <w:rPr>
+          <w:rFonts w:ascii="Arial" w:cs="Arial" w:eastAsia="Arial" w:hAnsi="Arial"/>
+          <w:b/>
+          <w:bCs/>
+          <w:i w:val="false"/>
+          <w:color w:val="555555"/>
+          <w:sz w:val="22"/>
+          <w:szCs w:val="22"/>
+          <w:rtl/>
+        </w:rPr>
+        <w:t xml:space="preserve">على الشاشة / اعمل:  </w:t>
+      </w:r>
+      <w:r>
+        <w:rPr>
+          <w:rFonts w:ascii="Arial" w:cs="Arial" w:eastAsia="Arial" w:hAnsi="Arial"/>
+          <w:b w:val="false"/>
+          <w:i w:val="false"/>
+          <w:sz w:val="23"/>
+          <w:szCs w:val="23"/>
+          <w:rtl/>
+        </w:rPr>
+        <w:t xml:space="preserve">عدّ اللي ثبّتوا. اللي ماثبّتوش، اقعدهم جنب زمايل ثبّتوا. شغل بالاتنين النهارده.</w:t>
+      </w:r>
+    </w:p>
+    <w:p>
+      <w:pPr>
+        <w:keepNext w:val="false"/>
+        <w:keepLines/>
+        <w:pBdr>
+          <w:right w:val="single" w:color="9A5B12" w:sz="18" w:space="8"/>
+        </w:pBdr>
+        <w:shd w:fill="FBF3E4" w:color="auto" w:val="clear"/>
+        <w:bidi/>
+        <w:spacing w:after="140" w:before="0" w:line="300"/>
+      </w:pPr>
+      <w:r>
+        <w:rPr>
+          <w:rFonts w:ascii="Arial" w:cs="Arial" w:eastAsia="Arial" w:hAnsi="Arial"/>
+          <w:b/>
+          <w:bCs/>
+          <w:i w:val="false"/>
+          <w:color w:val="9A5B12"/>
+          <w:sz w:val="22"/>
+          <w:szCs w:val="22"/>
+          <w:rtl/>
+        </w:rPr>
+        <w:t xml:space="preserve">حيلة ذكية (تحويل المشكلة لزوج):  </w:t>
+      </w:r>
+      <w:r>
+        <w:rPr>
+          <w:rFonts w:ascii="Arial" w:cs="Arial" w:eastAsia="Arial" w:hAnsi="Arial"/>
+          <w:b w:val="false"/>
+          <w:i w:val="false"/>
+          <w:sz w:val="23"/>
+          <w:szCs w:val="23"/>
+          <w:rtl/>
+        </w:rPr>
+        <w:t xml:space="preserve">بدل ما تضيّع ١٠ دقايق في تثبيت قدام الكل، بتقعّدهم مع زمايل. البرمجة بالاتنين أصلًا طريقة تعلم ممتازة، والتثبيت ممكن يتعمل في الاستراحة.</w:t>
+      </w:r>
+    </w:p>
+    <w:p>
+      <w:pPr>
+        <w:keepNext w:val="false"/>
+        <w:keepLines/>
+        <w:pBdr>
+          <w:right w:val="single" w:color="1D3A6B" w:sz="18" w:space="8"/>
+        </w:pBdr>
+        <w:shd w:fill="EEF1F8" w:color="auto" w:val="clear"/>
+        <w:bidi/>
+        <w:spacing w:after="140" w:before="0" w:line="300"/>
+      </w:pPr>
+      <w:r>
+        <w:rPr>
+          <w:rFonts w:ascii="Arial" w:cs="Arial" w:eastAsia="Arial" w:hAnsi="Arial"/>
+          <w:b/>
+          <w:bCs/>
+          <w:i w:val="false"/>
+          <w:color w:val="1D3A6B"/>
+          <w:sz w:val="22"/>
+          <w:szCs w:val="22"/>
+          <w:rtl/>
+        </w:rPr>
+        <w:t xml:space="preserve">اسأل القاعة:  </w:t>
+      </w:r>
+      <w:r>
+        <w:rPr>
+          <w:rFonts w:ascii="Arial" w:cs="Arial" w:eastAsia="Arial" w:hAnsi="Arial"/>
+          <w:b/>
+          <w:bCs/>
+          <w:i w:val="false"/>
+          <w:sz w:val="23"/>
+          <w:szCs w:val="23"/>
+          <w:rtl/>
+        </w:rPr>
         <w:t xml:space="preserve">القاعدتين؟</w:t>
       </w:r>
     </w:p>
@@ -3104,6 +3321,44 @@
         <w:keepNext w:val="false"/>
         <w:keepLines/>
         <w:pBdr>
+          <w:right w:val="single" w:color="555555" w:sz="18" w:space="8"/>
+        </w:pBdr>
+        <w:shd w:fill="F5F5F5" w:color="auto" w:val="clear"/>
+        <w:bidi/>
+        <w:spacing w:after="140" w:before="0" w:line="300"/>
+      </w:pPr>
+      <w:r>
+        <w:rPr>
+          <w:rFonts w:ascii="Arial" w:cs="Arial" w:eastAsia="Arial" w:hAnsi="Arial"/>
+          <w:b/>
+          <w:bCs/>
+          <w:i w:val="false"/>
+          <w:color w:val="555555"/>
+          <w:sz w:val="22"/>
+          <w:szCs w:val="22"/>
+          <w:rtl/>
+        </w:rPr>
+        <w:t xml:space="preserve">ملحوظة ليك:  </w:t>
+      </w:r>
+      <w:r>
+        <w:rPr>
+          <w:rFonts w:ascii="Arial" w:cs="Arial" w:eastAsia="Arial" w:hAnsi="Arial"/>
+          <w:b w:val="false"/>
+          <w:i/>
+          <w:iCs/>
+          <w:color w:val="555555"/>
+          <w:sz w:val="23"/>
+          <w:szCs w:val="23"/>
+          <w:rtl/>
+        </w:rPr>
+        <w:t xml:space="preserve">لو ملف الجيزة مافيهوش عمود إجمالي، اعمله بسرعة قدامهم (الكمية × السعر) واسحبه لتحت. أو اختار عمود الكمية بدلها.</w:t>
+      </w:r>
+    </w:p>
+    <w:p>
+      <w:pPr>
+        <w:keepNext w:val="false"/>
+        <w:keepLines/>
+        <w:pBdr>
           <w:right w:val="single" w:color="0E4F4B" w:sz="18" w:space="8"/>
         </w:pBdr>
         <w:shd w:fill="FFFFFF" w:color="auto" w:val="clear"/>
@@ -3132,6 +3387,151 @@
           <w:szCs w:val="23"/>
           <w:rtl/>
         </w:rPr>
+        <w:t xml:space="preserve">خلّوني أسألكم: كام واحد فيكم بيعمل كده بالظبط كل أسبوع؟ يفتح الملف، يشوف المجموع، ينسخه في التقرير، ويبعته؟</w:t>
+      </w:r>
+    </w:p>
+    <w:p>
+      <w:pPr>
+        <w:keepNext w:val="false"/>
+        <w:keepLines/>
+        <w:pBdr>
+          <w:right w:val="single" w:color="1D3A6B" w:sz="18" w:space="8"/>
+        </w:pBdr>
+        <w:shd w:fill="EEF1F8" w:color="auto" w:val="clear"/>
+        <w:bidi/>
+        <w:spacing w:after="140" w:before="0" w:line="300"/>
+      </w:pPr>
+      <w:r>
+        <w:rPr>
+          <w:rFonts w:ascii="Arial" w:cs="Arial" w:eastAsia="Arial" w:hAnsi="Arial"/>
+          <w:b/>
+          <w:bCs/>
+          <w:i w:val="false"/>
+          <w:color w:val="1D3A6B"/>
+          <w:sz w:val="22"/>
+          <w:szCs w:val="22"/>
+          <w:rtl/>
+        </w:rPr>
+        <w:t xml:space="preserve">اسأل القاعة:  </w:t>
+      </w:r>
+      <w:r>
+        <w:rPr>
+          <w:rFonts w:ascii="Arial" w:cs="Arial" w:eastAsia="Arial" w:hAnsi="Arial"/>
+          <w:b/>
+          <w:bCs/>
+          <w:i w:val="false"/>
+          <w:sz w:val="23"/>
+          <w:szCs w:val="23"/>
+          <w:rtl/>
+        </w:rPr>
+        <w:t xml:space="preserve">…</w:t>
+      </w:r>
+    </w:p>
+    <w:p>
+      <w:pPr>
+        <w:keepNext w:val="false"/>
+        <w:keepLines/>
+        <w:pBdr>
+          <w:right w:val="single" w:color="1D3A6B" w:sz="18" w:space="8"/>
+        </w:pBdr>
+        <w:shd w:fill="EEF1F8" w:color="auto" w:val="clear"/>
+        <w:bidi/>
+        <w:spacing w:after="140" w:before="0" w:line="300"/>
+      </w:pPr>
+      <w:r>
+        <w:rPr>
+          <w:rFonts w:ascii="Arial" w:cs="Arial" w:eastAsia="Arial" w:hAnsi="Arial"/>
+          <w:b/>
+          <w:bCs/>
+          <w:i w:val="false"/>
+          <w:color w:val="1D3A6B"/>
+          <w:sz w:val="22"/>
+          <w:szCs w:val="22"/>
+          <w:rtl/>
+        </w:rPr>
+        <w:t xml:space="preserve">إجابات متوقعة:  </w:t>
+      </w:r>
+      <w:r>
+        <w:rPr>
+          <w:rFonts w:ascii="Arial" w:cs="Arial" w:eastAsia="Arial" w:hAnsi="Arial"/>
+          <w:b w:val="false"/>
+          <w:i w:val="false"/>
+          <w:sz w:val="23"/>
+          <w:szCs w:val="23"/>
+          <w:rtl/>
+        </w:rPr>
+        <w:t xml:space="preserve">أغلب القاعة</w:t>
+      </w:r>
+    </w:p>
+    <w:p>
+      <w:pPr>
+        <w:keepNext w:val="false"/>
+        <w:keepLines/>
+        <w:pBdr>
+          <w:right w:val="single" w:color="0E4F4B" w:sz="18" w:space="8"/>
+        </w:pBdr>
+        <w:shd w:fill="FFFFFF" w:color="auto" w:val="clear"/>
+        <w:bidi/>
+        <w:spacing w:after="140" w:before="0" w:line="300"/>
+      </w:pPr>
+      <w:r>
+        <w:rPr>
+          <w:rFonts w:ascii="Arial" w:cs="Arial" w:eastAsia="Arial" w:hAnsi="Arial"/>
+          <w:b/>
+          <w:bCs/>
+          <w:i w:val="false"/>
+          <w:color w:val="0E4F4B"/>
+          <w:sz w:val="22"/>
+          <w:szCs w:val="22"/>
+          <w:rtl/>
+        </w:rPr>
+        <w:t xml:space="preserve">وبعدها تقول:  </w:t>
+      </w:r>
+      <w:r>
+        <w:rPr>
+          <w:rFonts w:ascii="Arial" w:cs="Arial" w:eastAsia="Arial" w:hAnsi="Arial"/>
+          <w:b w:val="false"/>
+          <w:i w:val="false"/>
+          <w:sz w:val="23"/>
+          <w:szCs w:val="23"/>
+          <w:rtl/>
+        </w:rPr>
+        <w:t xml:space="preserve">تمام. خلّونا نشوف لو كنا عملنا كده في الملف ده.</w:t>
+      </w:r>
+    </w:p>
+    <w:p>
+      <w:pPr>
+        <w:keepNext w:val="false"/>
+        <w:keepLines/>
+        <w:pBdr>
+          <w:right w:val="single" w:color="0E4F4B" w:sz="18" w:space="8"/>
+        </w:pBdr>
+        <w:shd w:fill="FFFFFF" w:color="auto" w:val="clear"/>
+        <w:bidi/>
+        <w:spacing w:after="140" w:before="0" w:line="300"/>
+      </w:pPr>
+      <w:r>
+        <w:rPr>
+          <w:rFonts w:ascii="Arial" w:cs="Arial" w:eastAsia="Arial" w:hAnsi="Arial"/>
+          <w:b/>
+          <w:bCs/>
+          <w:i w:val="false"/>
+          <w:color w:val="0E4F4B"/>
+          <w:sz w:val="22"/>
+          <w:szCs w:val="22"/>
+          <w:rtl/>
+        </w:rPr>
+        <w:t xml:space="preserve">تقول:  </w:t>
+      </w:r>
+      <w:r>
+        <w:rPr>
+          <w:rFonts w:ascii="Arial" w:cs="Arial" w:eastAsia="Arial" w:hAnsi="Arial"/>
+          <w:b w:val="false"/>
+          <w:i w:val="false"/>
+          <w:sz w:val="23"/>
+          <w:szCs w:val="23"/>
+          <w:rtl/>
+        </w:rPr>
         <w:t xml:space="preserve">دلوقتي هعمل «كشف طبي» للملف.</w:t>
       </w:r>
     </w:p>
@@ -3258,6 +3658,78 @@
         <w:keepNext w:val="false"/>
         <w:keepLines/>
         <w:pBdr>
+          <w:right w:val="single" w:color="0E4F4B" w:sz="18" w:space="8"/>
+        </w:pBdr>
+        <w:shd w:fill="FFFFFF" w:color="auto" w:val="clear"/>
+        <w:bidi/>
+        <w:spacing w:after="140" w:before="0" w:line="300"/>
+      </w:pPr>
+      <w:r>
+        <w:rPr>
+          <w:rFonts w:ascii="Arial" w:cs="Arial" w:eastAsia="Arial" w:hAnsi="Arial"/>
+          <w:b/>
+          <w:bCs/>
+          <w:i w:val="false"/>
+          <w:color w:val="0E4F4B"/>
+          <w:sz w:val="22"/>
+          <w:szCs w:val="22"/>
+          <w:rtl/>
+        </w:rPr>
+        <w:t xml:space="preserve">تقول:  </w:t>
+      </w:r>
+      <w:r>
+        <w:rPr>
+          <w:rFonts w:ascii="Arial" w:cs="Arial" w:eastAsia="Arial" w:hAnsi="Arial"/>
+          <w:b w:val="false"/>
+          <w:i w:val="false"/>
+          <w:sz w:val="23"/>
+          <w:szCs w:val="23"/>
+          <w:rtl/>
+        </w:rPr>
+        <w:t xml:space="preserve">خلّوني أفصّل الفرق: فيه صفوف متكررة، يعني نفس البيع اتسجّل مرتين. وفيه كميات بالسالب، دي مرتجعات اتحطت في نفس الجدول كأنها مبيعات. والاتنين خلّوا الرقم مختلف عن الحقيقة.</w:t>
+      </w:r>
+    </w:p>
+    <w:p>
+      <w:pPr>
+        <w:keepNext w:val="false"/>
+        <w:keepLines/>
+        <w:pBdr>
+          <w:right w:val="single" w:color="9A5B12" w:sz="18" w:space="8"/>
+        </w:pBdr>
+        <w:shd w:fill="FBF3E4" w:color="auto" w:val="clear"/>
+        <w:bidi/>
+        <w:spacing w:after="140" w:before="0" w:line="300"/>
+      </w:pPr>
+      <w:r>
+        <w:rPr>
+          <w:rFonts w:ascii="Arial" w:cs="Arial" w:eastAsia="Arial" w:hAnsi="Arial"/>
+          <w:b/>
+          <w:bCs/>
+          <w:i w:val="false"/>
+          <w:color w:val="9A5B12"/>
+          <w:sz w:val="22"/>
+          <w:szCs w:val="22"/>
+          <w:rtl/>
+        </w:rPr>
+        <w:t xml:space="preserve">حيلة ذكية (الرقم على السبورة):  </w:t>
+      </w:r>
+      <w:r>
+        <w:rPr>
+          <w:rFonts w:ascii="Arial" w:cs="Arial" w:eastAsia="Arial" w:hAnsi="Arial"/>
+          <w:b w:val="false"/>
+          <w:i w:val="false"/>
+          <w:sz w:val="23"/>
+          <w:szCs w:val="23"/>
+          <w:rtl/>
+        </w:rPr>
+        <w:t xml:space="preserve">الرقمين جنب بعض على السبورة طول الجلسة بيفضلوا تذكير بصري. أي حد يتردد في فحص الجودة بعد كده، بص للسبورة.</w:t>
+      </w:r>
+    </w:p>
+    <w:p>
+      <w:pPr>
+        <w:keepNext w:val="false"/>
+        <w:keepLines/>
+        <w:pBdr>
           <w:right w:val="single" w:color="1D3A6B" w:sz="18" w:space="8"/>
         </w:pBdr>
         <w:shd w:fill="EEF1F8" w:color="auto" w:val="clear"/>
@@ -3491,6 +3963,79 @@
           <w:rtl/>
         </w:rPr>
         <w:t xml:space="preserve">عشان كده القاعدة الجديدة: فحص الجودة مش خطوة اختيارية، دي أول خطوة، قبل أي حاجة.</w:t>
+      </w:r>
+    </w:p>
+    <w:p>
+      <w:pPr>
+        <w:keepNext w:val="false"/>
+        <w:keepLines/>
+        <w:pBdr>
+          <w:right w:val="single" w:color="5B2A45" w:sz="18" w:space="8"/>
+        </w:pBdr>
+        <w:shd w:fill="F6EEF3" w:color="auto" w:val="clear"/>
+        <w:bidi/>
+        <w:spacing w:after="140" w:before="0" w:line="300"/>
+      </w:pPr>
+      <w:r>
+        <w:rPr>
+          <w:rFonts w:ascii="Arial" w:cs="Arial" w:eastAsia="Arial" w:hAnsi="Arial"/>
+          <w:b/>
+          <w:bCs/>
+          <w:i w:val="false"/>
+          <w:color w:val="5B2A45"/>
+          <w:sz w:val="22"/>
+          <w:szCs w:val="22"/>
+          <w:rtl/>
+        </w:rPr>
+        <w:t xml:space="preserve">لو اتسألت:  </w:t>
+      </w:r>
+      <w:r>
+        <w:rPr>
+          <w:rFonts w:ascii="Arial" w:cs="Arial" w:eastAsia="Arial" w:hAnsi="Arial"/>
+          <w:b/>
+          <w:bCs/>
+          <w:i w:val="false"/>
+          <w:sz w:val="23"/>
+          <w:szCs w:val="23"/>
+          <w:rtl/>
+        </w:rPr>
+        <w:t xml:space="preserve">يعني كل ملفاتنا فيها مشاكل؟</w:t>
+      </w:r>
+    </w:p>
+    <w:p>
+      <w:pPr>
+        <w:keepNext w:val="false"/>
+        <w:keepLines/>
+        <w:pBdr>
+          <w:right w:val="single" w:color="5B2A45" w:sz="18" w:space="8"/>
+        </w:pBdr>
+        <w:shd w:fill="F6EEF3" w:color="auto" w:val="clear"/>
+        <w:bidi/>
+        <w:spacing w:after="140" w:before="0" w:line="300"/>
+      </w:pPr>
+      <w:r>
+        <w:rPr>
+          <w:rFonts w:ascii="Arial" w:cs="Arial" w:eastAsia="Arial" w:hAnsi="Arial"/>
+          <w:b/>
+          <w:bCs/>
+          <w:i w:val="false"/>
+          <w:color w:val="5B2A45"/>
+          <w:sz w:val="22"/>
+          <w:szCs w:val="22"/>
+          <w:rtl/>
+        </w:rPr>
+        <w:t xml:space="preserve">ترد:  </w:t>
+      </w:r>
+      <w:r>
+        <w:rPr>
+          <w:rFonts w:ascii="Arial" w:cs="Arial" w:eastAsia="Arial" w:hAnsi="Arial"/>
+          <w:b w:val="false"/>
+          <w:i w:val="false"/>
+          <w:sz w:val="23"/>
+          <w:szCs w:val="23"/>
+          <w:rtl/>
+        </w:rPr>
+        <w:t xml:space="preserve">مش كلها. بس مش هتعرف أنهي فيها مشاكل غير لما تفحص. الفحص بياخد دقيقة. الغلط ممكن يكلّف قرار.</w:t>
       </w:r>
     </w:p>
     <w:p>
@@ -3591,6 +4136,78 @@
           <w:rtl/>
         </w:rPr>
         <w:t xml:space="preserve">قبل ما نبني أي حاجة، أهم سؤال: هل المهمة دي تستاهل أداة أصلًا؟ مش كل حاجة تستاهل.</w:t>
+      </w:r>
+    </w:p>
+    <w:p>
+      <w:pPr>
+        <w:keepNext w:val="false"/>
+        <w:keepLines/>
+        <w:pBdr>
+          <w:right w:val="single" w:color="0E4F4B" w:sz="18" w:space="8"/>
+        </w:pBdr>
+        <w:shd w:fill="FFFFFF" w:color="auto" w:val="clear"/>
+        <w:bidi/>
+        <w:spacing w:after="140" w:before="0" w:line="300"/>
+      </w:pPr>
+      <w:r>
+        <w:rPr>
+          <w:rFonts w:ascii="Arial" w:cs="Arial" w:eastAsia="Arial" w:hAnsi="Arial"/>
+          <w:b/>
+          <w:bCs/>
+          <w:i w:val="false"/>
+          <w:color w:val="0E4F4B"/>
+          <w:sz w:val="22"/>
+          <w:szCs w:val="22"/>
+          <w:rtl/>
+        </w:rPr>
+        <w:t xml:space="preserve">تقول:  </w:t>
+      </w:r>
+      <w:r>
+        <w:rPr>
+          <w:rFonts w:ascii="Arial" w:cs="Arial" w:eastAsia="Arial" w:hAnsi="Arial"/>
+          <w:b w:val="false"/>
+          <w:i w:val="false"/>
+          <w:sz w:val="23"/>
+          <w:szCs w:val="23"/>
+          <w:rtl/>
+        </w:rPr>
+        <w:t xml:space="preserve">فيه ناس بتتحمس للأتمتة لدرجة إنها عايزة تؤتمت كل حاجة. زي واحد اشترى شنيور جديد وعايز يخرّم كل حيطة في البيت. مش كل حاجة محتاجة شنيور.</w:t>
+      </w:r>
+    </w:p>
+    <w:p>
+      <w:pPr>
+        <w:keepNext w:val="false"/>
+        <w:keepLines/>
+        <w:pBdr>
+          <w:right w:val="single" w:color="9A5B12" w:sz="18" w:space="8"/>
+        </w:pBdr>
+        <w:shd w:fill="FBF3E4" w:color="auto" w:val="clear"/>
+        <w:bidi/>
+        <w:spacing w:after="140" w:before="0" w:line="300"/>
+      </w:pPr>
+      <w:r>
+        <w:rPr>
+          <w:rFonts w:ascii="Arial" w:cs="Arial" w:eastAsia="Arial" w:hAnsi="Arial"/>
+          <w:b/>
+          <w:bCs/>
+          <w:i w:val="false"/>
+          <w:color w:val="9A5B12"/>
+          <w:sz w:val="22"/>
+          <w:szCs w:val="22"/>
+          <w:rtl/>
+        </w:rPr>
+        <w:t xml:space="preserve">حيلة ذكية (التشبيه المضحك):  </w:t>
+      </w:r>
+      <w:r>
+        <w:rPr>
+          <w:rFonts w:ascii="Arial" w:cs="Arial" w:eastAsia="Arial" w:hAnsi="Arial"/>
+          <w:b w:val="false"/>
+          <w:i w:val="false"/>
+          <w:sz w:val="23"/>
+          <w:szCs w:val="23"/>
+          <w:rtl/>
+        </w:rPr>
+        <w:t xml:space="preserve">تشبيه الشنيور بيخلّيهم يضحكوا، وبيثبّت فكرة إن الأداة الغلط في المكان الغلط مضيعة وقت.</w:t>
       </w:r>
     </w:p>
     <w:tbl>
@@ -4253,6 +4870,80 @@
         <w:keepNext w:val="false"/>
         <w:keepLines/>
         <w:pBdr>
+          <w:right w:val="single" w:color="555555" w:sz="18" w:space="8"/>
+        </w:pBdr>
+        <w:shd w:fill="F5F5F5" w:color="auto" w:val="clear"/>
+        <w:bidi/>
+        <w:spacing w:after="140" w:before="0" w:line="300"/>
+      </w:pPr>
+      <w:r>
+        <w:rPr>
+          <w:rFonts w:ascii="Arial" w:cs="Arial" w:eastAsia="Arial" w:hAnsi="Arial"/>
+          <w:b/>
+          <w:bCs/>
+          <w:i w:val="false"/>
+          <w:color w:val="555555"/>
+          <w:sz w:val="22"/>
+          <w:szCs w:val="22"/>
+          <w:rtl/>
+        </w:rPr>
+        <w:t xml:space="preserve">ملحوظة ليك:  </w:t>
+      </w:r>
+      <w:r>
+        <w:rPr>
+          <w:rFonts w:ascii="Arial" w:cs="Arial" w:eastAsia="Arial" w:hAnsi="Arial"/>
+          <w:b w:val="false"/>
+          <w:i/>
+          <w:iCs/>
+          <w:color w:val="555555"/>
+          <w:sz w:val="23"/>
+          <w:szCs w:val="23"/>
+          <w:rtl/>
+        </w:rPr>
+        <w:t xml:space="preserve">أمثلة متوقعة وإجاباتها: «تقرير أسبوعي من كذا ملف» = تستاهل. «الرد على إيميلات العملا» = مش أداة Python، دي موظف رقمي (جلسة ٣). «تقرير سنوي مرة في السنة» = غالبًا لأ. «تنظيف شيت قبل ما يتبعت كل يوم» = تستاهل جدًا.</w:t>
+      </w:r>
+    </w:p>
+    <w:p>
+      <w:pPr>
+        <w:keepNext w:val="false"/>
+        <w:keepLines/>
+        <w:pBdr>
+          <w:right w:val="single" w:color="0E4F4B" w:sz="18" w:space="8"/>
+        </w:pBdr>
+        <w:shd w:fill="FFFFFF" w:color="auto" w:val="clear"/>
+        <w:bidi/>
+        <w:spacing w:after="140" w:before="0" w:line="300"/>
+      </w:pPr>
+      <w:r>
+        <w:rPr>
+          <w:rFonts w:ascii="Arial" w:cs="Arial" w:eastAsia="Arial" w:hAnsi="Arial"/>
+          <w:b/>
+          <w:bCs/>
+          <w:i w:val="false"/>
+          <w:color w:val="0E4F4B"/>
+          <w:sz w:val="22"/>
+          <w:szCs w:val="22"/>
+          <w:rtl/>
+        </w:rPr>
+        <w:t xml:space="preserve">تقول:  </w:t>
+      </w:r>
+      <w:r>
+        <w:rPr>
+          <w:rFonts w:ascii="Arial" w:cs="Arial" w:eastAsia="Arial" w:hAnsi="Arial"/>
+          <w:b w:val="false"/>
+          <w:i w:val="false"/>
+          <w:sz w:val="23"/>
+          <w:szCs w:val="23"/>
+          <w:rtl/>
+        </w:rPr>
+        <w:t xml:space="preserve">لاحظتوا؟ بعض المهام مش محتاجة أداة، محتاجة حاجة من اللي أخدناها قبل كده. الموظف الرقمي، أو الدفتر، أو الزرار. الأداة مش الحل لكل حاجة.</w:t>
+      </w:r>
+    </w:p>
+    <w:p>
+      <w:pPr>
+        <w:keepNext w:val="false"/>
+        <w:keepLines/>
+        <w:pBdr>
           <w:right w:val="single" w:color="9A5B12" w:sz="18" w:space="8"/>
         </w:pBdr>
         <w:shd w:fill="FBF3E4" w:color="auto" w:val="clear"/>
@@ -5040,6 +5731,42 @@
         <w:keepNext w:val="false"/>
         <w:keepLines/>
         <w:pBdr>
+          <w:right w:val="single" w:color="0E4F4B" w:sz="18" w:space="8"/>
+        </w:pBdr>
+        <w:shd w:fill="FFFFFF" w:color="auto" w:val="clear"/>
+        <w:bidi/>
+        <w:spacing w:after="140" w:before="0" w:line="300"/>
+      </w:pPr>
+      <w:r>
+        <w:rPr>
+          <w:rFonts w:ascii="Arial" w:cs="Arial" w:eastAsia="Arial" w:hAnsi="Arial"/>
+          <w:b/>
+          <w:bCs/>
+          <w:i w:val="false"/>
+          <w:color w:val="0E4F4B"/>
+          <w:sz w:val="22"/>
+          <w:szCs w:val="22"/>
+          <w:rtl/>
+        </w:rPr>
+        <w:t xml:space="preserve">تقول:  </w:t>
+      </w:r>
+      <w:r>
+        <w:rPr>
+          <w:rFonts w:ascii="Arial" w:cs="Arial" w:eastAsia="Arial" w:hAnsi="Arial"/>
+          <w:b w:val="false"/>
+          <w:i w:val="false"/>
+          <w:sz w:val="23"/>
+          <w:szCs w:val="23"/>
+          <w:rtl/>
+        </w:rPr>
+        <w:t xml:space="preserve">تشبيه: لو اشتريت ميزان جديد للمطبخ، إزاي تعرف إنه مظبوط؟ تحط عليه حاجة وزنها معروف، كيلو سكر مثلًا. لو قال كيلو، يبقى مظبوط. الاختبار في الأداة بالظبط كده: رقم إنت عارفه، وتشوف الأداة هتطلّعه ولا لأ.</w:t>
+      </w:r>
+    </w:p>
+    <w:p>
+      <w:pPr>
+        <w:keepNext w:val="false"/>
+        <w:keepLines/>
+        <w:pBdr>
           <w:right w:val="single" w:color="555555" w:sz="18" w:space="8"/>
         </w:pBdr>
         <w:shd w:fill="EEF2F1" w:color="auto" w:val="clear"/>
@@ -5069,6 +5796,306 @@
           <w:rtl/>
         </w:rPr>
         <w:t xml:space="preserve">اكتبوا المواصفة دي مع بعض على السبورة لمهمة دمج الفروع. اسأل القاعة في كل عنصر.</w:t>
+      </w:r>
+    </w:p>
+    <w:p>
+      <w:pPr>
+        <w:keepNext w:val="false"/>
+        <w:keepLines/>
+        <w:pBdr>
+          <w:right w:val="single" w:color="1D3A6B" w:sz="18" w:space="8"/>
+        </w:pBdr>
+        <w:shd w:fill="EEF1F8" w:color="auto" w:val="clear"/>
+        <w:bidi/>
+        <w:spacing w:after="140" w:before="0" w:line="300"/>
+      </w:pPr>
+      <w:r>
+        <w:rPr>
+          <w:rFonts w:ascii="Arial" w:cs="Arial" w:eastAsia="Arial" w:hAnsi="Arial"/>
+          <w:b/>
+          <w:bCs/>
+          <w:i w:val="false"/>
+          <w:color w:val="1D3A6B"/>
+          <w:sz w:val="22"/>
+          <w:szCs w:val="22"/>
+          <w:rtl/>
+        </w:rPr>
+        <w:t xml:space="preserve">اسأل القاعة:  </w:t>
+      </w:r>
+      <w:r>
+        <w:rPr>
+          <w:rFonts w:ascii="Arial" w:cs="Arial" w:eastAsia="Arial" w:hAnsi="Arial"/>
+          <w:b/>
+          <w:bCs/>
+          <w:i w:val="false"/>
+          <w:sz w:val="23"/>
+          <w:szCs w:val="23"/>
+          <w:rtl/>
+        </w:rPr>
+        <w:t xml:space="preserve">العنصر الأول: المشكلة. حد يقولي بصيغة فيها رقم.</w:t>
+      </w:r>
+    </w:p>
+    <w:p>
+      <w:pPr>
+        <w:keepNext w:val="false"/>
+        <w:keepLines/>
+        <w:pBdr>
+          <w:right w:val="single" w:color="1D3A6B" w:sz="18" w:space="8"/>
+        </w:pBdr>
+        <w:shd w:fill="EEF1F8" w:color="auto" w:val="clear"/>
+        <w:bidi/>
+        <w:spacing w:after="140" w:before="0" w:line="300"/>
+      </w:pPr>
+      <w:r>
+        <w:rPr>
+          <w:rFonts w:ascii="Arial" w:cs="Arial" w:eastAsia="Arial" w:hAnsi="Arial"/>
+          <w:b/>
+          <w:bCs/>
+          <w:i w:val="false"/>
+          <w:color w:val="1D3A6B"/>
+          <w:sz w:val="22"/>
+          <w:szCs w:val="22"/>
+          <w:rtl/>
+        </w:rPr>
+        <w:t xml:space="preserve">إجابات متوقعة:  </w:t>
+      </w:r>
+      <w:r>
+        <w:rPr>
+          <w:rFonts w:ascii="Arial" w:cs="Arial" w:eastAsia="Arial" w:hAnsi="Arial"/>
+          <w:b w:val="false"/>
+          <w:i w:val="false"/>
+          <w:sz w:val="23"/>
+          <w:szCs w:val="23"/>
+          <w:rtl/>
+        </w:rPr>
+        <w:t xml:space="preserve">كل أسبوع بجمع ٤ ملفات وباخد ٤٥ دقيقة</w:t>
+      </w:r>
+    </w:p>
+    <w:p>
+      <w:pPr>
+        <w:keepNext w:val="false"/>
+        <w:keepLines/>
+        <w:pBdr>
+          <w:right w:val="single" w:color="0E4F4B" w:sz="18" w:space="8"/>
+        </w:pBdr>
+        <w:shd w:fill="FFFFFF" w:color="auto" w:val="clear"/>
+        <w:bidi/>
+        <w:spacing w:after="140" w:before="0" w:line="300"/>
+      </w:pPr>
+      <w:r>
+        <w:rPr>
+          <w:rFonts w:ascii="Arial" w:cs="Arial" w:eastAsia="Arial" w:hAnsi="Arial"/>
+          <w:b/>
+          <w:bCs/>
+          <w:i w:val="false"/>
+          <w:color w:val="0E4F4B"/>
+          <w:sz w:val="22"/>
+          <w:szCs w:val="22"/>
+          <w:rtl/>
+        </w:rPr>
+        <w:t xml:space="preserve">وبعدها تقول:  </w:t>
+      </w:r>
+      <w:r>
+        <w:rPr>
+          <w:rFonts w:ascii="Arial" w:cs="Arial" w:eastAsia="Arial" w:hAnsi="Arial"/>
+          <w:b w:val="false"/>
+          <w:i w:val="false"/>
+          <w:sz w:val="23"/>
+          <w:szCs w:val="23"/>
+          <w:rtl/>
+        </w:rPr>
+        <w:t xml:space="preserve">ممتاز. لاحظوا: «بياخد وقت» مش كفاية. «٤٥ دقيقة» كفاية.</w:t>
+      </w:r>
+    </w:p>
+    <w:p>
+      <w:pPr>
+        <w:keepNext w:val="false"/>
+        <w:keepLines/>
+        <w:pBdr>
+          <w:right w:val="single" w:color="1D3A6B" w:sz="18" w:space="8"/>
+        </w:pBdr>
+        <w:shd w:fill="EEF1F8" w:color="auto" w:val="clear"/>
+        <w:bidi/>
+        <w:spacing w:after="140" w:before="0" w:line="300"/>
+      </w:pPr>
+      <w:r>
+        <w:rPr>
+          <w:rFonts w:ascii="Arial" w:cs="Arial" w:eastAsia="Arial" w:hAnsi="Arial"/>
+          <w:b/>
+          <w:bCs/>
+          <w:i w:val="false"/>
+          <w:color w:val="1D3A6B"/>
+          <w:sz w:val="22"/>
+          <w:szCs w:val="22"/>
+          <w:rtl/>
+        </w:rPr>
+        <w:t xml:space="preserve">اسأل القاعة:  </w:t>
+      </w:r>
+      <w:r>
+        <w:rPr>
+          <w:rFonts w:ascii="Arial" w:cs="Arial" w:eastAsia="Arial" w:hAnsi="Arial"/>
+          <w:b/>
+          <w:bCs/>
+          <w:i w:val="false"/>
+          <w:sz w:val="23"/>
+          <w:szCs w:val="23"/>
+          <w:rtl/>
+        </w:rPr>
+        <w:t xml:space="preserve">العنصر التالت: القواعد. الكمية السالبة نعمل بيها إيه؟</w:t>
+      </w:r>
+    </w:p>
+    <w:p>
+      <w:pPr>
+        <w:keepNext/>
+        <w:keepLines/>
+        <w:pBdr>
+          <w:right w:val="single" w:color="1D3A6B" w:sz="18" w:space="8"/>
+        </w:pBdr>
+        <w:shd w:fill="EEF1F8" w:color="auto" w:val="clear"/>
+        <w:bidi/>
+        <w:spacing w:after="0" w:before="0" w:line="300"/>
+      </w:pPr>
+      <w:r>
+        <w:rPr>
+          <w:rFonts w:ascii="Arial" w:cs="Arial" w:eastAsia="Arial" w:hAnsi="Arial"/>
+          <w:b/>
+          <w:bCs/>
+          <w:i w:val="false"/>
+          <w:color w:val="1D3A6B"/>
+          <w:sz w:val="22"/>
+          <w:szCs w:val="22"/>
+          <w:rtl/>
+        </w:rPr>
+        <w:t xml:space="preserve">إجابات متوقعة:  </w:t>
+      </w:r>
+      <w:r>
+        <w:rPr>
+          <w:rFonts w:ascii="Arial" w:cs="Arial" w:eastAsia="Arial" w:hAnsi="Arial"/>
+          <w:b w:val="false"/>
+          <w:i w:val="false"/>
+          <w:sz w:val="23"/>
+          <w:szCs w:val="23"/>
+          <w:rtl/>
+        </w:rPr>
+        <w:t xml:space="preserve">نمسحها</w:t>
+      </w:r>
+    </w:p>
+    <w:p>
+      <w:pPr>
+        <w:keepNext/>
+        <w:keepLines/>
+        <w:pBdr>
+          <w:right w:val="single" w:color="1D3A6B" w:sz="18" w:space="8"/>
+        </w:pBdr>
+        <w:shd w:fill="EEF1F8" w:color="auto" w:val="clear"/>
+        <w:bidi/>
+        <w:spacing w:after="0" w:before="0" w:line="300"/>
+      </w:pPr>
+      <w:r>
+        <w:rPr>
+          <w:rFonts w:ascii="Arial" w:cs="Arial" w:eastAsia="Arial" w:hAnsi="Arial"/>
+          <w:b w:val="false"/>
+          <w:i w:val="false"/>
+          <w:sz w:val="23"/>
+          <w:szCs w:val="23"/>
+          <w:rtl/>
+        </w:rPr>
+        <w:t xml:space="preserve">نسيبها</w:t>
+      </w:r>
+    </w:p>
+    <w:p>
+      <w:pPr>
+        <w:keepNext w:val="false"/>
+        <w:keepLines/>
+        <w:pBdr>
+          <w:right w:val="single" w:color="1D3A6B" w:sz="18" w:space="8"/>
+        </w:pBdr>
+        <w:shd w:fill="EEF1F8" w:color="auto" w:val="clear"/>
+        <w:bidi/>
+        <w:spacing w:after="140" w:before="0" w:line="300"/>
+      </w:pPr>
+      <w:r>
+        <w:rPr>
+          <w:rFonts w:ascii="Arial" w:cs="Arial" w:eastAsia="Arial" w:hAnsi="Arial"/>
+          <w:b w:val="false"/>
+          <w:i w:val="false"/>
+          <w:sz w:val="23"/>
+          <w:szCs w:val="23"/>
+          <w:rtl/>
+        </w:rPr>
+        <w:t xml:space="preserve">نحطها لوحدها</w:t>
+      </w:r>
+    </w:p>
+    <w:p>
+      <w:pPr>
+        <w:keepNext w:val="false"/>
+        <w:keepLines/>
+        <w:pBdr>
+          <w:right w:val="single" w:color="0E4F4B" w:sz="18" w:space="8"/>
+        </w:pBdr>
+        <w:shd w:fill="FFFFFF" w:color="auto" w:val="clear"/>
+        <w:bidi/>
+        <w:spacing w:after="140" w:before="0" w:line="300"/>
+      </w:pPr>
+      <w:r>
+        <w:rPr>
+          <w:rFonts w:ascii="Arial" w:cs="Arial" w:eastAsia="Arial" w:hAnsi="Arial"/>
+          <w:b/>
+          <w:bCs/>
+          <w:i w:val="false"/>
+          <w:color w:val="0E4F4B"/>
+          <w:sz w:val="22"/>
+          <w:szCs w:val="22"/>
+          <w:rtl/>
+        </w:rPr>
+        <w:t xml:space="preserve">وبعدها تقول:  </w:t>
+      </w:r>
+      <w:r>
+        <w:rPr>
+          <w:rFonts w:ascii="Arial" w:cs="Arial" w:eastAsia="Arial" w:hAnsi="Arial"/>
+          <w:b w:val="false"/>
+          <w:i w:val="false"/>
+          <w:sz w:val="23"/>
+          <w:szCs w:val="23"/>
+          <w:rtl/>
+        </w:rPr>
+        <w:t xml:space="preserve">لو مسحناها، هنخسر معلومة المرتجعات. لو سيبناها، هتقلل المبيعات غلط. الصح: نحطها في ورقة لوحدها. وده قرار «بيزنس» مش قرار برمجة، عشان كده إنتم اللي بتقرروه مش الأداة.</w:t>
+      </w:r>
+    </w:p>
+    <w:p>
+      <w:pPr>
+        <w:keepNext w:val="false"/>
+        <w:keepLines/>
+        <w:pBdr>
+          <w:right w:val="single" w:color="9A5B12" w:sz="18" w:space="8"/>
+        </w:pBdr>
+        <w:shd w:fill="FBF3E4" w:color="auto" w:val="clear"/>
+        <w:bidi/>
+        <w:spacing w:after="140" w:before="0" w:line="300"/>
+      </w:pPr>
+      <w:r>
+        <w:rPr>
+          <w:rFonts w:ascii="Arial" w:cs="Arial" w:eastAsia="Arial" w:hAnsi="Arial"/>
+          <w:b/>
+          <w:bCs/>
+          <w:i w:val="false"/>
+          <w:color w:val="9A5B12"/>
+          <w:sz w:val="22"/>
+          <w:szCs w:val="22"/>
+          <w:rtl/>
+        </w:rPr>
+        <w:t xml:space="preserve">حيلة ذكية (القرار لصاحب الشغل):  </w:t>
+      </w:r>
+      <w:r>
+        <w:rPr>
+          <w:rFonts w:ascii="Arial" w:cs="Arial" w:eastAsia="Arial" w:hAnsi="Arial"/>
+          <w:b w:val="false"/>
+          <w:i w:val="false"/>
+          <w:sz w:val="23"/>
+          <w:szCs w:val="23"/>
+          <w:rtl/>
+        </w:rPr>
+        <w:t xml:space="preserve">إنك توضح إن القواعد «قرار بيزنس» بيطمنهم إن خبرتهم في الشغل هي القيمة الحقيقية، مش البرمجة. وده بيشيل رهبة «أنا مش مبرمج».</w:t>
       </w:r>
     </w:p>
     <w:p>
@@ -5362,6 +6389,42 @@
           <w:rtl/>
         </w:rPr>
         <w:t xml:space="preserve">في الاستراحة، اتأكد إن فولدر التدريب موجود على كل الأجهزة وإن pandas متثبتة.</w:t>
+      </w:r>
+    </w:p>
+    <w:p>
+      <w:pPr>
+        <w:keepNext w:val="false"/>
+        <w:keepLines/>
+        <w:pBdr>
+          <w:right w:val="single" w:color="0E4F4B" w:sz="18" w:space="8"/>
+        </w:pBdr>
+        <w:shd w:fill="FFFFFF" w:color="auto" w:val="clear"/>
+        <w:bidi/>
+        <w:spacing w:after="140" w:before="0" w:line="300"/>
+      </w:pPr>
+      <w:r>
+        <w:rPr>
+          <w:rFonts w:ascii="Arial" w:cs="Arial" w:eastAsia="Arial" w:hAnsi="Arial"/>
+          <w:b/>
+          <w:bCs/>
+          <w:i w:val="false"/>
+          <w:color w:val="0E4F4B"/>
+          <w:sz w:val="22"/>
+          <w:szCs w:val="22"/>
+          <w:rtl/>
+        </w:rPr>
+        <w:t xml:space="preserve">تقول:  </w:t>
+      </w:r>
+      <w:r>
+        <w:rPr>
+          <w:rFonts w:ascii="Arial" w:cs="Arial" w:eastAsia="Arial" w:hAnsi="Arial"/>
+          <w:b w:val="false"/>
+          <w:i w:val="false"/>
+          <w:sz w:val="23"/>
+          <w:szCs w:val="23"/>
+          <w:rtl/>
+        </w:rPr>
+        <w:t xml:space="preserve">وإنتم في الاستراحة: اللي ماثبّتش Python، تعالوا لي. هنحاول نثبّته في ٥ دقايق.</w:t>
       </w:r>
     </w:p>
     <w:p>
@@ -5869,6 +6932,115 @@
     </w:p>
     <w:p>
       <w:pPr>
+        <w:keepNext w:val="false"/>
+        <w:keepLines/>
+        <w:pBdr>
+          <w:right w:val="single" w:color="1D3A6B" w:sz="18" w:space="8"/>
+        </w:pBdr>
+        <w:shd w:fill="EEF1F8" w:color="auto" w:val="clear"/>
+        <w:bidi/>
+        <w:spacing w:after="140" w:before="0" w:line="300"/>
+      </w:pPr>
+      <w:r>
+        <w:rPr>
+          <w:rFonts w:ascii="Arial" w:cs="Arial" w:eastAsia="Arial" w:hAnsi="Arial"/>
+          <w:b/>
+          <w:bCs/>
+          <w:i w:val="false"/>
+          <w:color w:val="1D3A6B"/>
+          <w:sz w:val="22"/>
+          <w:szCs w:val="22"/>
+          <w:rtl/>
+        </w:rPr>
+        <w:t xml:space="preserve">اسأل القاعة:  </w:t>
+      </w:r>
+      <w:r>
+        <w:rPr>
+          <w:rFonts w:ascii="Arial" w:cs="Arial" w:eastAsia="Arial" w:hAnsi="Arial"/>
+          <w:b/>
+          <w:bCs/>
+          <w:i w:val="false"/>
+          <w:sz w:val="23"/>
+          <w:szCs w:val="23"/>
+          <w:rtl/>
+        </w:rPr>
+        <w:t xml:space="preserve">مين فيكم عنده موظف أو زميل بيقول «تمام يا فندم» وهو مش فاهم؟</w:t>
+      </w:r>
+    </w:p>
+    <w:p>
+      <w:pPr>
+        <w:keepNext w:val="false"/>
+        <w:keepLines/>
+        <w:pBdr>
+          <w:right w:val="single" w:color="1D3A6B" w:sz="18" w:space="8"/>
+        </w:pBdr>
+        <w:shd w:fill="EEF1F8" w:color="auto" w:val="clear"/>
+        <w:bidi/>
+        <w:spacing w:after="140" w:before="0" w:line="300"/>
+      </w:pPr>
+      <w:r>
+        <w:rPr>
+          <w:rFonts w:ascii="Arial" w:cs="Arial" w:eastAsia="Arial" w:hAnsi="Arial"/>
+          <w:b/>
+          <w:bCs/>
+          <w:i w:val="false"/>
+          <w:color w:val="1D3A6B"/>
+          <w:sz w:val="22"/>
+          <w:szCs w:val="22"/>
+          <w:rtl/>
+        </w:rPr>
+        <w:t xml:space="preserve">إجابات متوقعة:  </w:t>
+      </w:r>
+      <w:r>
+        <w:rPr>
+          <w:rFonts w:ascii="Arial" w:cs="Arial" w:eastAsia="Arial" w:hAnsi="Arial"/>
+          <w:b w:val="false"/>
+          <w:i w:val="false"/>
+          <w:sz w:val="23"/>
+          <w:szCs w:val="23"/>
+          <w:rtl/>
+        </w:rPr>
+        <w:t xml:space="preserve">ضحك</w:t>
+      </w:r>
+    </w:p>
+    <w:p>
+      <w:pPr>
+        <w:keepNext w:val="false"/>
+        <w:keepLines/>
+        <w:pBdr>
+          <w:right w:val="single" w:color="0E4F4B" w:sz="18" w:space="8"/>
+        </w:pBdr>
+        <w:shd w:fill="FFFFFF" w:color="auto" w:val="clear"/>
+        <w:bidi/>
+        <w:spacing w:after="140" w:before="0" w:line="300"/>
+      </w:pPr>
+      <w:r>
+        <w:rPr>
+          <w:rFonts w:ascii="Arial" w:cs="Arial" w:eastAsia="Arial" w:hAnsi="Arial"/>
+          <w:b/>
+          <w:bCs/>
+          <w:i w:val="false"/>
+          <w:color w:val="0E4F4B"/>
+          <w:sz w:val="22"/>
+          <w:szCs w:val="22"/>
+          <w:rtl/>
+        </w:rPr>
+        <w:t xml:space="preserve">وبعدها تقول:  </w:t>
+      </w:r>
+      <w:r>
+        <w:rPr>
+          <w:rFonts w:ascii="Arial" w:cs="Arial" w:eastAsia="Arial" w:hAnsi="Arial"/>
+          <w:b w:val="false"/>
+          <w:i w:val="false"/>
+          <w:sz w:val="23"/>
+          <w:szCs w:val="23"/>
+          <w:rtl/>
+        </w:rPr>
+        <w:t xml:space="preserve">وده أخطر نوع. الأداة الكويسة زي الموظف الكويس: لو مش فاهمة، تقول.</w:t>
+      </w:r>
+    </w:p>
+    <w:p>
+      <w:pPr>
         <w:pStyle w:val="Heading2"/>
         <w:keepNext/>
         <w:bidi/>
@@ -6502,6 +7674,114 @@
           <w:szCs w:val="23"/>
           <w:rtl/>
         </w:rPr>
+        <w:t xml:space="preserve">وأنا بشغّل، بصوا على الشاشة السودا. الأداة بتكتب كل خطوة بتعملها. ده السجل وهو بيتكتب قدامكم.</w:t>
+      </w:r>
+    </w:p>
+    <w:p>
+      <w:pPr>
+        <w:keepNext w:val="false"/>
+        <w:keepLines/>
+        <w:pBdr>
+          <w:right w:val="single" w:color="555555" w:sz="18" w:space="8"/>
+        </w:pBdr>
+        <w:shd w:fill="EEF2F1" w:color="auto" w:val="clear"/>
+        <w:bidi/>
+        <w:spacing w:after="140" w:before="0" w:line="300"/>
+      </w:pPr>
+      <w:r>
+        <w:rPr>
+          <w:rFonts w:ascii="Arial" w:cs="Arial" w:eastAsia="Arial" w:hAnsi="Arial"/>
+          <w:b/>
+          <w:bCs/>
+          <w:i w:val="false"/>
+          <w:color w:val="555555"/>
+          <w:sz w:val="22"/>
+          <w:szCs w:val="22"/>
+          <w:rtl/>
+        </w:rPr>
+        <w:t xml:space="preserve">على الشاشة / اعمل:  </w:t>
+      </w:r>
+      <w:r>
+        <w:rPr>
+          <w:rFonts w:ascii="Arial" w:cs="Arial" w:eastAsia="Arial" w:hAnsi="Arial"/>
+          <w:b w:val="false"/>
+          <w:i w:val="false"/>
+          <w:sz w:val="23"/>
+          <w:szCs w:val="23"/>
+          <w:rtl/>
+        </w:rPr>
+        <w:t xml:space="preserve">لما يخلص، افتح فولدر data وورّيهم إن الملفات الأصلية زي ما هي، تاريخ التعديل ماتغيرش.</w:t>
+      </w:r>
+    </w:p>
+    <w:p>
+      <w:pPr>
+        <w:keepNext w:val="false"/>
+        <w:keepLines/>
+        <w:pBdr>
+          <w:right w:val="single" w:color="0E4F4B" w:sz="18" w:space="8"/>
+        </w:pBdr>
+        <w:shd w:fill="FFFFFF" w:color="auto" w:val="clear"/>
+        <w:bidi/>
+        <w:spacing w:after="140" w:before="0" w:line="300"/>
+      </w:pPr>
+      <w:r>
+        <w:rPr>
+          <w:rFonts w:ascii="Arial" w:cs="Arial" w:eastAsia="Arial" w:hAnsi="Arial"/>
+          <w:b/>
+          <w:bCs/>
+          <w:i w:val="false"/>
+          <w:color w:val="0E4F4B"/>
+          <w:sz w:val="22"/>
+          <w:szCs w:val="22"/>
+          <w:rtl/>
+        </w:rPr>
+        <w:t xml:space="preserve">تقول:  </w:t>
+      </w:r>
+      <w:r>
+        <w:rPr>
+          <w:rFonts w:ascii="Arial" w:cs="Arial" w:eastAsia="Arial" w:hAnsi="Arial"/>
+          <w:b w:val="false"/>
+          <w:i w:val="false"/>
+          <w:sz w:val="23"/>
+          <w:szCs w:val="23"/>
+          <w:rtl/>
+        </w:rPr>
+        <w:t xml:space="preserve">وشوفوا: الملفات الأصلية ماتلمستش. كل الشغل راح في فولدر output. القاعدة الأولى شغالة.</w:t>
+      </w:r>
+    </w:p>
+    <w:p>
+      <w:pPr>
+        <w:keepNext w:val="false"/>
+        <w:keepLines/>
+        <w:pBdr>
+          <w:right w:val="single" w:color="0E4F4B" w:sz="18" w:space="8"/>
+        </w:pBdr>
+        <w:shd w:fill="FFFFFF" w:color="auto" w:val="clear"/>
+        <w:bidi/>
+        <w:spacing w:after="140" w:before="0" w:line="300"/>
+      </w:pPr>
+      <w:r>
+        <w:rPr>
+          <w:rFonts w:ascii="Arial" w:cs="Arial" w:eastAsia="Arial" w:hAnsi="Arial"/>
+          <w:b/>
+          <w:bCs/>
+          <w:i w:val="false"/>
+          <w:color w:val="0E4F4B"/>
+          <w:sz w:val="22"/>
+          <w:szCs w:val="22"/>
+          <w:rtl/>
+        </w:rPr>
+        <w:t xml:space="preserve">تقول:  </w:t>
+      </w:r>
+      <w:r>
+        <w:rPr>
+          <w:rFonts w:ascii="Arial" w:cs="Arial" w:eastAsia="Arial" w:hAnsi="Arial"/>
+          <w:b w:val="false"/>
+          <w:i w:val="false"/>
+          <w:sz w:val="23"/>
+          <w:szCs w:val="23"/>
+          <w:rtl/>
+        </w:rPr>
         <w:t xml:space="preserve">السجل ده بيقول: «قريت ٤ ملفات، ١٢٤٠ صف، شلت ٣٧ مكرر، حطيت ١٥ مرتجع في ورقتهم، و٦ تواريخ مش مفهومة اتسجلت». لو المدير سأل «الرقم ده جه منين؟»، إنت عندك الإجابة.</w:t>
       </w:r>
     </w:p>
@@ -6874,6 +8154,79 @@
           <w:rtl/>
         </w:rPr>
         <w:t xml:space="preserve">ليه الفولدر اسمه إنجليزي؟ بعض الأدوات بتتلخبط من المسارات العربي أو اللي فيها مسافات. أسماء الملفات جوه عادي تبقى عربي.</w:t>
+      </w:r>
+    </w:p>
+    <w:p>
+      <w:pPr>
+        <w:keepNext w:val="false"/>
+        <w:keepLines/>
+        <w:pBdr>
+          <w:right w:val="single" w:color="5B2A45" w:sz="18" w:space="8"/>
+        </w:pBdr>
+        <w:shd w:fill="F6EEF3" w:color="auto" w:val="clear"/>
+        <w:bidi/>
+        <w:spacing w:after="140" w:before="0" w:line="300"/>
+      </w:pPr>
+      <w:r>
+        <w:rPr>
+          <w:rFonts w:ascii="Arial" w:cs="Arial" w:eastAsia="Arial" w:hAnsi="Arial"/>
+          <w:b/>
+          <w:bCs/>
+          <w:i w:val="false"/>
+          <w:color w:val="5B2A45"/>
+          <w:sz w:val="22"/>
+          <w:szCs w:val="22"/>
+          <w:rtl/>
+        </w:rPr>
+        <w:t xml:space="preserve">لو اتسألت:  </w:t>
+      </w:r>
+      <w:r>
+        <w:rPr>
+          <w:rFonts w:ascii="Arial" w:cs="Arial" w:eastAsia="Arial" w:hAnsi="Arial"/>
+          <w:b/>
+          <w:bCs/>
+          <w:i w:val="false"/>
+          <w:sz w:val="23"/>
+          <w:szCs w:val="23"/>
+          <w:rtl/>
+        </w:rPr>
+        <w:t xml:space="preserve">الكود ده طويل. لو اتبعت لحد تاني هيفهمه؟</w:t>
+      </w:r>
+    </w:p>
+    <w:p>
+      <w:pPr>
+        <w:keepNext w:val="false"/>
+        <w:keepLines/>
+        <w:pBdr>
+          <w:right w:val="single" w:color="5B2A45" w:sz="18" w:space="8"/>
+        </w:pBdr>
+        <w:shd w:fill="F6EEF3" w:color="auto" w:val="clear"/>
+        <w:bidi/>
+        <w:spacing w:after="140" w:before="0" w:line="300"/>
+      </w:pPr>
+      <w:r>
+        <w:rPr>
+          <w:rFonts w:ascii="Arial" w:cs="Arial" w:eastAsia="Arial" w:hAnsi="Arial"/>
+          <w:b/>
+          <w:bCs/>
+          <w:i w:val="false"/>
+          <w:color w:val="5B2A45"/>
+          <w:sz w:val="22"/>
+          <w:szCs w:val="22"/>
+          <w:rtl/>
+        </w:rPr>
+        <w:t xml:space="preserve">ترد:  </w:t>
+      </w:r>
+      <w:r>
+        <w:rPr>
+          <w:rFonts w:ascii="Arial" w:cs="Arial" w:eastAsia="Arial" w:hAnsi="Arial"/>
+          <w:b w:val="false"/>
+          <w:i w:val="false"/>
+          <w:sz w:val="23"/>
+          <w:szCs w:val="23"/>
+          <w:rtl/>
+        </w:rPr>
+        <w:t xml:space="preserve">اطلب من الأداة تكتب «ملف تعليمات» من صفحة واحدة: الأداة بتعمل إيه، إزاي تشغّلها، وتعمل إيه لو ظهرت رسالة. ده أهم من الكود نفسه للي هيستلم منك.</w:t>
       </w:r>
     </w:p>
     <w:p>
@@ -7417,6 +8770,114 @@
           <w:rtl/>
         </w:rPr>
         <w:t xml:space="preserve">لما الخمسة ينجحوا، ساعتها بس الأداة تبقى «معتمدة».</w:t>
+      </w:r>
+    </w:p>
+    <w:p>
+      <w:pPr>
+        <w:keepNext w:val="false"/>
+        <w:keepLines/>
+        <w:pBdr>
+          <w:right w:val="single" w:color="555555" w:sz="18" w:space="8"/>
+        </w:pBdr>
+        <w:shd w:fill="EEF2F1" w:color="auto" w:val="clear"/>
+        <w:bidi/>
+        <w:spacing w:after="140" w:before="0" w:line="300"/>
+      </w:pPr>
+      <w:r>
+        <w:rPr>
+          <w:rFonts w:ascii="Arial" w:cs="Arial" w:eastAsia="Arial" w:hAnsi="Arial"/>
+          <w:b/>
+          <w:bCs/>
+          <w:i w:val="false"/>
+          <w:color w:val="555555"/>
+          <w:sz w:val="22"/>
+          <w:szCs w:val="22"/>
+          <w:rtl/>
+        </w:rPr>
+        <w:t xml:space="preserve">على الشاشة / اعمل:  </w:t>
+      </w:r>
+      <w:r>
+        <w:rPr>
+          <w:rFonts w:ascii="Arial" w:cs="Arial" w:eastAsia="Arial" w:hAnsi="Arial"/>
+          <w:b w:val="false"/>
+          <w:i w:val="false"/>
+          <w:sz w:val="23"/>
+          <w:szCs w:val="23"/>
+          <w:rtl/>
+        </w:rPr>
+        <w:t xml:space="preserve">اعمل اختبار «المكرر المزروع» قدامهم: افتح ملف القاهرة، انسخ صف ولصقه تحت. شغّل الأداة. افتح السجل: «حذفت ٣٠ صف مكرر» بدل ٢٩.</w:t>
+      </w:r>
+    </w:p>
+    <w:p>
+      <w:pPr>
+        <w:keepNext w:val="false"/>
+        <w:keepLines/>
+        <w:pBdr>
+          <w:right w:val="single" w:color="0E4F4B" w:sz="18" w:space="8"/>
+        </w:pBdr>
+        <w:shd w:fill="FFFFFF" w:color="auto" w:val="clear"/>
+        <w:bidi/>
+        <w:spacing w:after="140" w:before="0" w:line="300"/>
+      </w:pPr>
+      <w:r>
+        <w:rPr>
+          <w:rFonts w:ascii="Arial" w:cs="Arial" w:eastAsia="Arial" w:hAnsi="Arial"/>
+          <w:b/>
+          <w:bCs/>
+          <w:i w:val="false"/>
+          <w:color w:val="0E4F4B"/>
+          <w:sz w:val="22"/>
+          <w:szCs w:val="22"/>
+          <w:rtl/>
+        </w:rPr>
+        <w:t xml:space="preserve">تقول:  </w:t>
+      </w:r>
+      <w:r>
+        <w:rPr>
+          <w:rFonts w:ascii="Arial" w:cs="Arial" w:eastAsia="Arial" w:hAnsi="Arial"/>
+          <w:b w:val="false"/>
+          <w:i w:val="false"/>
+          <w:sz w:val="23"/>
+          <w:szCs w:val="23"/>
+          <w:rtl/>
+        </w:rPr>
+        <w:t xml:space="preserve">شايفين؟ حطيت غلطة بإيدي، والأداة مسكتها، والسجل قال. كده أنا واثق في الأداة، مش لأنها شكلها حلو، لأني اختبرتها.</w:t>
+      </w:r>
+    </w:p>
+    <w:p>
+      <w:pPr>
+        <w:keepNext w:val="false"/>
+        <w:keepLines/>
+        <w:pBdr>
+          <w:right w:val="single" w:color="9A5B12" w:sz="18" w:space="8"/>
+        </w:pBdr>
+        <w:shd w:fill="FBF3E4" w:color="auto" w:val="clear"/>
+        <w:bidi/>
+        <w:spacing w:after="140" w:before="0" w:line="300"/>
+      </w:pPr>
+      <w:r>
+        <w:rPr>
+          <w:rFonts w:ascii="Arial" w:cs="Arial" w:eastAsia="Arial" w:hAnsi="Arial"/>
+          <w:b/>
+          <w:bCs/>
+          <w:i w:val="false"/>
+          <w:color w:val="9A5B12"/>
+          <w:sz w:val="22"/>
+          <w:szCs w:val="22"/>
+          <w:rtl/>
+        </w:rPr>
+        <w:t xml:space="preserve">حيلة ذكية (الاختبار المرئي):  </w:t>
+      </w:r>
+      <w:r>
+        <w:rPr>
+          <w:rFonts w:ascii="Arial" w:cs="Arial" w:eastAsia="Arial" w:hAnsi="Arial"/>
+          <w:b w:val="false"/>
+          <w:i w:val="false"/>
+          <w:sz w:val="23"/>
+          <w:szCs w:val="23"/>
+          <w:rtl/>
+        </w:rPr>
+        <w:t xml:space="preserve">إنك تعمل اختبار واحد قدامهم بإيدك بيخلّي كلمة «اختبار» حاجة ملموسة وسهلة، مش مفهوم برمجي معقد.</w:t>
       </w:r>
     </w:p>
     <w:p>
@@ -8154,6 +9615,115 @@
     </w:p>
     <w:p>
       <w:pPr>
+        <w:keepNext w:val="false"/>
+        <w:keepLines/>
+        <w:pBdr>
+          <w:right w:val="single" w:color="1D3A6B" w:sz="18" w:space="8"/>
+        </w:pBdr>
+        <w:shd w:fill="EEF1F8" w:color="auto" w:val="clear"/>
+        <w:bidi/>
+        <w:spacing w:after="140" w:before="0" w:line="300"/>
+      </w:pPr>
+      <w:r>
+        <w:rPr>
+          <w:rFonts w:ascii="Arial" w:cs="Arial" w:eastAsia="Arial" w:hAnsi="Arial"/>
+          <w:b/>
+          <w:bCs/>
+          <w:i w:val="false"/>
+          <w:color w:val="1D3A6B"/>
+          <w:sz w:val="22"/>
+          <w:szCs w:val="22"/>
+          <w:rtl/>
+        </w:rPr>
+        <w:t xml:space="preserve">اسأل القاعة:  </w:t>
+      </w:r>
+      <w:r>
+        <w:rPr>
+          <w:rFonts w:ascii="Arial" w:cs="Arial" w:eastAsia="Arial" w:hAnsi="Arial"/>
+          <w:b/>
+          <w:bCs/>
+          <w:i w:val="false"/>
+          <w:sz w:val="23"/>
+          <w:szCs w:val="23"/>
+          <w:rtl/>
+        </w:rPr>
+        <w:t xml:space="preserve">مين أداته فيها كلمة سر أو بتدخل على نظام؟</w:t>
+      </w:r>
+    </w:p>
+    <w:p>
+      <w:pPr>
+        <w:keepNext w:val="false"/>
+        <w:keepLines/>
+        <w:pBdr>
+          <w:right w:val="single" w:color="1D3A6B" w:sz="18" w:space="8"/>
+        </w:pBdr>
+        <w:shd w:fill="EEF1F8" w:color="auto" w:val="clear"/>
+        <w:bidi/>
+        <w:spacing w:after="140" w:before="0" w:line="300"/>
+      </w:pPr>
+      <w:r>
+        <w:rPr>
+          <w:rFonts w:ascii="Arial" w:cs="Arial" w:eastAsia="Arial" w:hAnsi="Arial"/>
+          <w:b/>
+          <w:bCs/>
+          <w:i w:val="false"/>
+          <w:color w:val="1D3A6B"/>
+          <w:sz w:val="22"/>
+          <w:szCs w:val="22"/>
+          <w:rtl/>
+        </w:rPr>
+        <w:t xml:space="preserve">إجابات متوقعة:  </w:t>
+      </w:r>
+      <w:r>
+        <w:rPr>
+          <w:rFonts w:ascii="Arial" w:cs="Arial" w:eastAsia="Arial" w:hAnsi="Arial"/>
+          <w:b w:val="false"/>
+          <w:i w:val="false"/>
+          <w:sz w:val="23"/>
+          <w:szCs w:val="23"/>
+          <w:rtl/>
+        </w:rPr>
+        <w:t xml:space="preserve">واحد أو اتنين</w:t>
+      </w:r>
+    </w:p>
+    <w:p>
+      <w:pPr>
+        <w:keepNext w:val="false"/>
+        <w:keepLines/>
+        <w:pBdr>
+          <w:right w:val="single" w:color="0E4F4B" w:sz="18" w:space="8"/>
+        </w:pBdr>
+        <w:shd w:fill="FFFFFF" w:color="auto" w:val="clear"/>
+        <w:bidi/>
+        <w:spacing w:after="140" w:before="0" w:line="300"/>
+      </w:pPr>
+      <w:r>
+        <w:rPr>
+          <w:rFonts w:ascii="Arial" w:cs="Arial" w:eastAsia="Arial" w:hAnsi="Arial"/>
+          <w:b/>
+          <w:bCs/>
+          <w:i w:val="false"/>
+          <w:color w:val="0E4F4B"/>
+          <w:sz w:val="22"/>
+          <w:szCs w:val="22"/>
+          <w:rtl/>
+        </w:rPr>
+        <w:t xml:space="preserve">وبعدها تقول:  </w:t>
+      </w:r>
+      <w:r>
+        <w:rPr>
+          <w:rFonts w:ascii="Arial" w:cs="Arial" w:eastAsia="Arial" w:hAnsi="Arial"/>
+          <w:b w:val="false"/>
+          <w:i w:val="false"/>
+          <w:sz w:val="23"/>
+          <w:szCs w:val="23"/>
+          <w:rtl/>
+        </w:rPr>
+        <w:t xml:space="preserve">تمام. ماتحطهاش في الكود. قول للأداة: «اقرأ كلمة المرور من ملف إعدادات منفصل». ولو مش متأكد، اسأل قسم التقنية قبل ما تشغّلها.</w:t>
+      </w:r>
+    </w:p>
+    <w:p>
+      <w:pPr>
         <w:bidi/>
         <w:spacing w:after="100" w:before="0" w:line="300"/>
       </w:pPr>
@@ -8889,6 +10459,78 @@
         <w:keepNext w:val="false"/>
         <w:keepLines/>
         <w:pBdr>
+          <w:right w:val="single" w:color="0E4F4B" w:sz="18" w:space="8"/>
+        </w:pBdr>
+        <w:shd w:fill="FFFFFF" w:color="auto" w:val="clear"/>
+        <w:bidi/>
+        <w:spacing w:after="140" w:before="0" w:line="300"/>
+      </w:pPr>
+      <w:r>
+        <w:rPr>
+          <w:rFonts w:ascii="Arial" w:cs="Arial" w:eastAsia="Arial" w:hAnsi="Arial"/>
+          <w:b/>
+          <w:bCs/>
+          <w:i w:val="false"/>
+          <w:color w:val="0E4F4B"/>
+          <w:sz w:val="22"/>
+          <w:szCs w:val="22"/>
+          <w:rtl/>
+        </w:rPr>
+        <w:t xml:space="preserve">تقول:  </w:t>
+      </w:r>
+      <w:r>
+        <w:rPr>
+          <w:rFonts w:ascii="Arial" w:cs="Arial" w:eastAsia="Arial" w:hAnsi="Arial"/>
+          <w:b w:val="false"/>
+          <w:i w:val="false"/>
+          <w:sz w:val="23"/>
+          <w:szCs w:val="23"/>
+          <w:rtl/>
+        </w:rPr>
+        <w:t xml:space="preserve">دلوقتي كل واحد يبني أداته. واللي شغال بالاتنين: واحد يكتب المواصفة والـ Prompt، والتاني يشغّل. وبعد الاختبارات، بدّلوا.</w:t>
+      </w:r>
+    </w:p>
+    <w:p>
+      <w:pPr>
+        <w:keepNext w:val="false"/>
+        <w:keepLines/>
+        <w:pBdr>
+          <w:right w:val="single" w:color="0E4F4B" w:sz="18" w:space="8"/>
+        </w:pBdr>
+        <w:shd w:fill="FFFFFF" w:color="auto" w:val="clear"/>
+        <w:bidi/>
+        <w:spacing w:after="140" w:before="0" w:line="300"/>
+      </w:pPr>
+      <w:r>
+        <w:rPr>
+          <w:rFonts w:ascii="Arial" w:cs="Arial" w:eastAsia="Arial" w:hAnsi="Arial"/>
+          <w:b/>
+          <w:bCs/>
+          <w:i w:val="false"/>
+          <w:color w:val="0E4F4B"/>
+          <w:sz w:val="22"/>
+          <w:szCs w:val="22"/>
+          <w:rtl/>
+        </w:rPr>
+        <w:t xml:space="preserve">تقول:  </w:t>
+      </w:r>
+      <w:r>
+        <w:rPr>
+          <w:rFonts w:ascii="Arial" w:cs="Arial" w:eastAsia="Arial" w:hAnsi="Arial"/>
+          <w:b w:val="false"/>
+          <w:i w:val="false"/>
+          <w:sz w:val="23"/>
+          <w:szCs w:val="23"/>
+          <w:rtl/>
+        </w:rPr>
+        <w:t xml:space="preserve">أهم نصيحة: ماتقفزوش للكود. المواصفة الأول. ٨ دقايق في المواصفة بيوفروا ٢٠ دقيقة في التصليح.</w:t>
+      </w:r>
+    </w:p>
+    <w:p>
+      <w:pPr>
+        <w:keepNext w:val="false"/>
+        <w:keepLines/>
+        <w:pBdr>
           <w:right w:val="single" w:color="9B2C2C" w:sz="18" w:space="8"/>
         </w:pBdr>
         <w:shd w:fill="FBEAEA" w:color="auto" w:val="clear"/>
@@ -9026,6 +10668,114 @@
           <w:rtl/>
         </w:rPr>
         <w:t xml:space="preserve">الأداة بتشتغل بس الأرقام مش مظبوطة: ارجع للقواعد في المواصفة. ٩٠٪ من المرات القاعدة مش مكتوبة بدقة.</w:t>
+      </w:r>
+    </w:p>
+    <w:p>
+      <w:pPr>
+        <w:keepNext w:val="false"/>
+        <w:keepLines/>
+        <w:pBdr>
+          <w:right w:val="single" w:color="555555" w:sz="18" w:space="8"/>
+        </w:pBdr>
+        <w:shd w:fill="EEF2F1" w:color="auto" w:val="clear"/>
+        <w:bidi/>
+        <w:spacing w:after="140" w:before="0" w:line="300"/>
+      </w:pPr>
+      <w:r>
+        <w:rPr>
+          <w:rFonts w:ascii="Arial" w:cs="Arial" w:eastAsia="Arial" w:hAnsi="Arial"/>
+          <w:b/>
+          <w:bCs/>
+          <w:i w:val="false"/>
+          <w:color w:val="555555"/>
+          <w:sz w:val="22"/>
+          <w:szCs w:val="22"/>
+          <w:rtl/>
+        </w:rPr>
+        <w:t xml:space="preserve">على الشاشة / اعمل:  </w:t>
+      </w:r>
+      <w:r>
+        <w:rPr>
+          <w:rFonts w:ascii="Arial" w:cs="Arial" w:eastAsia="Arial" w:hAnsi="Arial"/>
+          <w:b w:val="false"/>
+          <w:i w:val="false"/>
+          <w:sz w:val="23"/>
+          <w:szCs w:val="23"/>
+          <w:rtl/>
+        </w:rPr>
+        <w:t xml:space="preserve">بعد ١٥ دقيقة: اضرب الجرس. «المفروض كلكم شغّلتوا الأداة مرة على الأقل. اللي لسه ماشغّلش، ارفع إيده».</w:t>
+      </w:r>
+    </w:p>
+    <w:p>
+      <w:pPr>
+        <w:keepNext w:val="false"/>
+        <w:keepLines/>
+        <w:pBdr>
+          <w:right w:val="single" w:color="9B2C2C" w:sz="18" w:space="8"/>
+        </w:pBdr>
+        <w:shd w:fill="FBEAEA" w:color="auto" w:val="clear"/>
+        <w:bidi/>
+        <w:spacing w:after="140" w:before="0" w:line="300"/>
+      </w:pPr>
+      <w:r>
+        <w:rPr>
+          <w:rFonts w:ascii="Arial" w:cs="Arial" w:eastAsia="Arial" w:hAnsi="Arial"/>
+          <w:b/>
+          <w:bCs/>
+          <w:i w:val="false"/>
+          <w:color w:val="9B2C2C"/>
+          <w:sz w:val="22"/>
+          <w:szCs w:val="22"/>
+          <w:rtl/>
+        </w:rPr>
+        <w:t xml:space="preserve">لو حصل:  </w:t>
+      </w:r>
+      <w:r>
+        <w:rPr>
+          <w:rFonts w:ascii="Arial" w:cs="Arial" w:eastAsia="Arial" w:hAnsi="Arial"/>
+          <w:b w:val="false"/>
+          <w:i w:val="false"/>
+          <w:sz w:val="23"/>
+          <w:szCs w:val="23"/>
+          <w:rtl/>
+        </w:rPr>
+        <w:t xml:space="preserve">ملفات المتدرب كلها في ورقة واحدة كبيرة مش ملفات منفصلة: «مفيش مشكلة. غيّر المواصفة: المدخل ملف واحد فيه أوراق كتير». الـ Prompt نفسه، المدخلات بس اللي اتغيرت.</w:t>
+      </w:r>
+    </w:p>
+    <w:p>
+      <w:pPr>
+        <w:keepNext w:val="false"/>
+        <w:keepLines/>
+        <w:pBdr>
+          <w:right w:val="single" w:color="9B2C2C" w:sz="18" w:space="8"/>
+        </w:pBdr>
+        <w:shd w:fill="FBEAEA" w:color="auto" w:val="clear"/>
+        <w:bidi/>
+        <w:spacing w:after="140" w:before="0" w:line="300"/>
+      </w:pPr>
+      <w:r>
+        <w:rPr>
+          <w:rFonts w:ascii="Arial" w:cs="Arial" w:eastAsia="Arial" w:hAnsi="Arial"/>
+          <w:b/>
+          <w:bCs/>
+          <w:i w:val="false"/>
+          <w:color w:val="9B2C2C"/>
+          <w:sz w:val="22"/>
+          <w:szCs w:val="22"/>
+          <w:rtl/>
+        </w:rPr>
+        <w:t xml:space="preserve">لو حصل:  </w:t>
+      </w:r>
+      <w:r>
+        <w:rPr>
+          <w:rFonts w:ascii="Arial" w:cs="Arial" w:eastAsia="Arial" w:hAnsi="Arial"/>
+          <w:b w:val="false"/>
+          <w:i w:val="false"/>
+          <w:sz w:val="23"/>
+          <w:szCs w:val="23"/>
+          <w:rtl/>
+        </w:rPr>
+        <w:t xml:space="preserve">متدرب بيقول «مش عارف أكتب الاختبارات»: اسأله: «فيه رقم إنت متأكد منه في الملف ده؟ إجمالي شهر؟ عدد صفوف؟». أي رقم معروف = اختبار.</w:t>
       </w:r>
     </w:p>
     <w:p>
@@ -9402,6 +11152,42 @@
           <w:rtl/>
         </w:rPr>
         <w:t xml:space="preserve">الاختبارات</w:t>
+      </w:r>
+    </w:p>
+    <w:p>
+      <w:pPr>
+        <w:keepNext w:val="false"/>
+        <w:keepLines/>
+        <w:pBdr>
+          <w:right w:val="single" w:color="0E4F4B" w:sz="18" w:space="8"/>
+        </w:pBdr>
+        <w:shd w:fill="FFFFFF" w:color="auto" w:val="clear"/>
+        <w:bidi/>
+        <w:spacing w:after="140" w:before="0" w:line="300"/>
+      </w:pPr>
+      <w:r>
+        <w:rPr>
+          <w:rFonts w:ascii="Arial" w:cs="Arial" w:eastAsia="Arial" w:hAnsi="Arial"/>
+          <w:b/>
+          <w:bCs/>
+          <w:i w:val="false"/>
+          <w:color w:val="0E4F4B"/>
+          <w:sz w:val="22"/>
+          <w:szCs w:val="22"/>
+          <w:rtl/>
+        </w:rPr>
+        <w:t xml:space="preserve">تقول:  </w:t>
+      </w:r>
+      <w:r>
+        <w:rPr>
+          <w:rFonts w:ascii="Arial" w:cs="Arial" w:eastAsia="Arial" w:hAnsi="Arial"/>
+          <w:b w:val="false"/>
+          <w:i w:val="false"/>
+          <w:sz w:val="23"/>
+          <w:szCs w:val="23"/>
+          <w:rtl/>
+        </w:rPr>
+        <w:t xml:space="preserve">خلاصة النهارده في ٣ جمل: افحص الجودة الأول. اكتب المواصفة قبل الكود. والأداة اللي تقف برسالة أحسن من اللي تكمّل غلط.</w:t>
       </w:r>
     </w:p>
     <w:p>
